--- a/docassemble/USCISApplications/data/templates/Court_Accompaniment_limited_scope.docx
+++ b/docassemble/USCISApplications/data/templates/Court_Accompaniment_limited_scope.docx
@@ -213,8 +213,9 @@
           <w:sz w:val="22"/>
           <w:szCs w:val="22"/>
         </w:rPr>
-        <w:t>We need to learn some details about individual cases in order to prepare participants</w:t>
-      </w:r>
+        <w:t xml:space="preserve">We need to learn some details about individual cases </w:t>
+      </w:r>
+      <w:proofErr w:type="gramStart"/>
       <w:r>
         <w:rPr>
           <w:rStyle w:val="normaltextrun"/>
@@ -222,7 +223,66 @@
           <w:sz w:val="22"/>
           <w:szCs w:val="22"/>
         </w:rPr>
-        <w:t xml:space="preserve"> for their Immigration Court hearings. During the legal orientation, participants are responsible for giving accurate,  truthful information. All the information provided to the workshop  during this time will remain confidential with the exceptions noted below.</w:t>
+        <w:t>in order to</w:t>
+      </w:r>
+      <w:proofErr w:type="gramEnd"/>
+      <w:r>
+        <w:rPr>
+          <w:rStyle w:val="normaltextrun"/>
+          <w:rFonts w:ascii="Calibri" w:eastAsia="Calibri" w:hAnsi="Calibri" w:cs="Calibri"/>
+          <w:sz w:val="22"/>
+          <w:szCs w:val="22"/>
+        </w:rPr>
+        <w:t xml:space="preserve"> prepare participants</w:t>
+      </w:r>
+      <w:r>
+        <w:rPr>
+          <w:rStyle w:val="normaltextrun"/>
+          <w:rFonts w:ascii="Calibri" w:eastAsia="Calibri" w:hAnsi="Calibri" w:cs="Calibri"/>
+          <w:sz w:val="22"/>
+          <w:szCs w:val="22"/>
+        </w:rPr>
+        <w:t xml:space="preserve"> for their Immigration Court hearings. During the legal orientation, participants are responsible for giving </w:t>
+      </w:r>
+      <w:proofErr w:type="gramStart"/>
+      <w:r>
+        <w:rPr>
+          <w:rStyle w:val="normaltextrun"/>
+          <w:rFonts w:ascii="Calibri" w:eastAsia="Calibri" w:hAnsi="Calibri" w:cs="Calibri"/>
+          <w:sz w:val="22"/>
+          <w:szCs w:val="22"/>
+        </w:rPr>
+        <w:t>accurate,  truthful</w:t>
+      </w:r>
+      <w:proofErr w:type="gramEnd"/>
+      <w:r>
+        <w:rPr>
+          <w:rStyle w:val="normaltextrun"/>
+          <w:rFonts w:ascii="Calibri" w:eastAsia="Calibri" w:hAnsi="Calibri" w:cs="Calibri"/>
+          <w:sz w:val="22"/>
+          <w:szCs w:val="22"/>
+        </w:rPr>
+        <w:t xml:space="preserve"> information. All the information provided to the </w:t>
+      </w:r>
+      <w:proofErr w:type="gramStart"/>
+      <w:r>
+        <w:rPr>
+          <w:rStyle w:val="normaltextrun"/>
+          <w:rFonts w:ascii="Calibri" w:eastAsia="Calibri" w:hAnsi="Calibri" w:cs="Calibri"/>
+          <w:sz w:val="22"/>
+          <w:szCs w:val="22"/>
+        </w:rPr>
+        <w:t>workshop  during</w:t>
+      </w:r>
+      <w:proofErr w:type="gramEnd"/>
+      <w:r>
+        <w:rPr>
+          <w:rStyle w:val="normaltextrun"/>
+          <w:rFonts w:ascii="Calibri" w:eastAsia="Calibri" w:hAnsi="Calibri" w:cs="Calibri"/>
+          <w:sz w:val="22"/>
+          <w:szCs w:val="22"/>
+        </w:rPr>
+        <w:t xml:space="preserve"> this time will remain confidential with the exceptions noted below.</w:t>
       </w:r>
       <w:r>
         <w:rPr>
@@ -377,6 +437,7 @@
           <w:szCs w:val="22"/>
         </w:rPr>
       </w:pPr>
+      <w:proofErr w:type="gramStart"/>
       <w:r>
         <w:rPr>
           <w:rFonts w:ascii="Calibri" w:hAnsi="Calibri" w:cs="Calibri"/>
@@ -392,7 +453,16 @@
           <w:sz w:val="22"/>
           <w:szCs w:val="22"/>
         </w:rPr>
-        <w:t>output_checkbox</w:t>
+        <w:t>output</w:t>
+      </w:r>
+      <w:proofErr w:type="gramEnd"/>
+      <w:r>
+        <w:rPr>
+          <w:rFonts w:ascii="Calibri" w:hAnsi="Calibri" w:cs="Calibri"/>
+          <w:sz w:val="22"/>
+          <w:szCs w:val="22"/>
+        </w:rPr>
+        <w:t>_checkbox</w:t>
       </w:r>
       <w:proofErr w:type="spellEnd"/>
       <w:r>
@@ -456,6 +526,7 @@
           <w:szCs w:val="22"/>
         </w:rPr>
       </w:pPr>
+      <w:proofErr w:type="gramStart"/>
       <w:r>
         <w:rPr>
           <w:rFonts w:ascii="Calibri" w:hAnsi="Calibri" w:cs="Calibri"/>
@@ -471,7 +542,16 @@
           <w:sz w:val="22"/>
           <w:szCs w:val="22"/>
         </w:rPr>
-        <w:t>output_checkbox</w:t>
+        <w:t>output</w:t>
+      </w:r>
+      <w:proofErr w:type="gramEnd"/>
+      <w:r>
+        <w:rPr>
+          <w:rFonts w:ascii="Calibri" w:hAnsi="Calibri" w:cs="Calibri"/>
+          <w:sz w:val="22"/>
+          <w:szCs w:val="22"/>
+        </w:rPr>
+        <w:t>_checkbox</w:t>
       </w:r>
       <w:proofErr w:type="spellEnd"/>
       <w:r>
@@ -551,6 +631,7 @@
           <w:szCs w:val="22"/>
         </w:rPr>
       </w:pPr>
+      <w:proofErr w:type="gramStart"/>
       <w:r>
         <w:rPr>
           <w:rFonts w:ascii="Calibri" w:hAnsi="Calibri" w:cs="Calibri"/>
@@ -566,7 +647,16 @@
           <w:sz w:val="22"/>
           <w:szCs w:val="22"/>
         </w:rPr>
-        <w:t>output_checkbox</w:t>
+        <w:t>output</w:t>
+      </w:r>
+      <w:proofErr w:type="gramEnd"/>
+      <w:r>
+        <w:rPr>
+          <w:rFonts w:ascii="Calibri" w:hAnsi="Calibri" w:cs="Calibri"/>
+          <w:sz w:val="22"/>
+          <w:szCs w:val="22"/>
+        </w:rPr>
+        <w:t>_checkbox</w:t>
       </w:r>
       <w:proofErr w:type="spellEnd"/>
       <w:r>
@@ -622,6 +712,7 @@
           <w:szCs w:val="22"/>
         </w:rPr>
       </w:pPr>
+      <w:proofErr w:type="gramStart"/>
       <w:r>
         <w:rPr>
           <w:rFonts w:ascii="Calibri" w:hAnsi="Calibri" w:cs="Calibri"/>
@@ -637,7 +728,16 @@
           <w:sz w:val="22"/>
           <w:szCs w:val="22"/>
         </w:rPr>
-        <w:t>output_checkbox</w:t>
+        <w:t>output</w:t>
+      </w:r>
+      <w:proofErr w:type="gramEnd"/>
+      <w:r>
+        <w:rPr>
+          <w:rFonts w:ascii="Calibri" w:hAnsi="Calibri" w:cs="Calibri"/>
+          <w:sz w:val="22"/>
+          <w:szCs w:val="22"/>
+        </w:rPr>
+        <w:t>_checkbox</w:t>
       </w:r>
       <w:proofErr w:type="spellEnd"/>
       <w:r>
@@ -830,6 +930,7 @@
         </w:rPr>
         <w:t xml:space="preserve"> </w:t>
       </w:r>
+      <w:proofErr w:type="gramStart"/>
       <w:r>
         <w:rPr>
           <w:rFonts w:asciiTheme="majorHAnsi" w:hAnsiTheme="majorHAnsi" w:cstheme="majorHAnsi"/>
@@ -848,6 +949,7 @@
         <w:t>users</w:t>
       </w:r>
       <w:proofErr w:type="spellEnd"/>
+      <w:proofErr w:type="gramEnd"/>
       <w:r>
         <w:rPr>
           <w:rFonts w:asciiTheme="majorHAnsi" w:hAnsiTheme="majorHAnsi" w:cstheme="majorHAnsi"/>
@@ -939,6 +1041,7 @@
                 <w:lang w:val="es-419"/>
               </w:rPr>
             </w:pPr>
+            <w:proofErr w:type="gramStart"/>
             <w:r>
               <w:rPr>
                 <w:color w:val="000000" w:themeColor="text1"/>
@@ -949,7 +1052,14 @@
               <w:rPr>
                 <w:color w:val="000000" w:themeColor="text1"/>
               </w:rPr>
-              <w:t>users[0]</w:t>
+              <w:t>users</w:t>
+            </w:r>
+            <w:proofErr w:type="gramEnd"/>
+            <w:r>
+              <w:rPr>
+                <w:color w:val="000000" w:themeColor="text1"/>
+              </w:rPr>
+              <w:t>[0]</w:t>
             </w:r>
             <w:r>
               <w:rPr>
@@ -990,11 +1100,19 @@
                 <w:lang w:val="es-419"/>
               </w:rPr>
             </w:pPr>
+            <w:proofErr w:type="gramStart"/>
             <w:r>
               <w:rPr>
                 <w:rFonts w:asciiTheme="majorHAnsi" w:hAnsiTheme="majorHAnsi" w:cstheme="majorHAnsi"/>
               </w:rPr>
-              <w:t>{{ today() }}</w:t>
+              <w:t>{{ today</w:t>
+            </w:r>
+            <w:proofErr w:type="gramEnd"/>
+            <w:r>
+              <w:rPr>
+                <w:rFonts w:asciiTheme="majorHAnsi" w:hAnsiTheme="majorHAnsi" w:cstheme="majorHAnsi"/>
+              </w:rPr>
+              <w:t>() }}</w:t>
             </w:r>
           </w:p>
         </w:tc>
@@ -1114,6 +1232,7 @@
     </w:tbl>
     <w:p>
       <w:pPr>
+        <w:spacing w:after="0"/>
         <w:rPr>
           <w:rFonts w:ascii="Calibri" w:hAnsi="Calibri" w:cs="Calibri"/>
           <w:sz w:val="22"/>
@@ -4599,12 +4718,14 @@
 </file>
 
 <file path=customXml/item1.xml><?xml version="1.0" encoding="utf-8"?>
-<?mso-contentType ?>
-<FormTemplates xmlns="http://schemas.microsoft.com/sharepoint/v3/contenttype/forms">
-  <Display>DocumentLibraryForm</Display>
-  <Edit>DocumentLibraryForm</Edit>
-  <New>DocumentLibraryForm</New>
-</FormTemplates>
+<p:properties xmlns:p="http://schemas.microsoft.com/office/2006/metadata/properties" xmlns:xsi="http://www.w3.org/2001/XMLSchema-instance" xmlns:pc="http://schemas.microsoft.com/office/infopath/2007/PartnerControls">
+  <documentManagement>
+    <TaxCatchAll xmlns="63cf8f5e-9a9d-4cda-a6f1-06d9c3ed1b56" xsi:nil="true"/>
+    <lcf76f155ced4ddcb4097134ff3c332f xmlns="80f56af5-a235-4a30-ba2c-31a6d000d72b">
+      <Terms xmlns="http://schemas.microsoft.com/office/infopath/2007/PartnerControls"/>
+    </lcf76f155ced4ddcb4097134ff3c332f>
+  </documentManagement>
+</p:properties>
 </file>
 
 <file path=customXml/item2.xml><?xml version="1.0" encoding="utf-8"?>
@@ -4809,20 +4930,21 @@
 </file>
 
 <file path=customXml/item3.xml><?xml version="1.0" encoding="utf-8"?>
-<p:properties xmlns:p="http://schemas.microsoft.com/office/2006/metadata/properties" xmlns:xsi="http://www.w3.org/2001/XMLSchema-instance" xmlns:pc="http://schemas.microsoft.com/office/infopath/2007/PartnerControls">
-  <documentManagement>
-    <TaxCatchAll xmlns="63cf8f5e-9a9d-4cda-a6f1-06d9c3ed1b56" xsi:nil="true"/>
-    <lcf76f155ced4ddcb4097134ff3c332f xmlns="80f56af5-a235-4a30-ba2c-31a6d000d72b">
-      <Terms xmlns="http://schemas.microsoft.com/office/infopath/2007/PartnerControls"/>
-    </lcf76f155ced4ddcb4097134ff3c332f>
-  </documentManagement>
-</p:properties>
+<?mso-contentType ?>
+<FormTemplates xmlns="http://schemas.microsoft.com/sharepoint/v3/contenttype/forms">
+  <Display>DocumentLibraryForm</Display>
+  <Edit>DocumentLibraryForm</Edit>
+  <New>DocumentLibraryForm</New>
+</FormTemplates>
 </file>
 
 <file path=customXml/itemProps1.xml><?xml version="1.0" encoding="utf-8"?>
-<ds:datastoreItem xmlns:ds="http://schemas.openxmlformats.org/officeDocument/2006/customXml" ds:itemID="{B3360DED-8045-43BC-A3F1-77FB7861BCDC}">
+<ds:datastoreItem xmlns:ds="http://schemas.openxmlformats.org/officeDocument/2006/customXml" ds:itemID="{8C707276-E6C9-40A6-AF54-110DDA88B001}">
   <ds:schemaRefs>
-    <ds:schemaRef ds:uri="http://schemas.microsoft.com/sharepoint/v3/contenttype/forms"/>
+    <ds:schemaRef ds:uri="http://schemas.microsoft.com/office/2006/metadata/properties"/>
+    <ds:schemaRef ds:uri="http://schemas.microsoft.com/office/infopath/2007/PartnerControls"/>
+    <ds:schemaRef ds:uri="63cf8f5e-9a9d-4cda-a6f1-06d9c3ed1b56"/>
+    <ds:schemaRef ds:uri="80f56af5-a235-4a30-ba2c-31a6d000d72b"/>
   </ds:schemaRefs>
 </ds:datastoreItem>
 </file>
@@ -4847,12 +4969,9 @@
 </file>
 
 <file path=customXml/itemProps3.xml><?xml version="1.0" encoding="utf-8"?>
-<ds:datastoreItem xmlns:ds="http://schemas.openxmlformats.org/officeDocument/2006/customXml" ds:itemID="{8C707276-E6C9-40A6-AF54-110DDA88B001}">
+<ds:datastoreItem xmlns:ds="http://schemas.openxmlformats.org/officeDocument/2006/customXml" ds:itemID="{B3360DED-8045-43BC-A3F1-77FB7861BCDC}">
   <ds:schemaRefs>
-    <ds:schemaRef ds:uri="http://schemas.microsoft.com/office/2006/metadata/properties"/>
-    <ds:schemaRef ds:uri="http://schemas.microsoft.com/office/infopath/2007/PartnerControls"/>
-    <ds:schemaRef ds:uri="63cf8f5e-9a9d-4cda-a6f1-06d9c3ed1b56"/>
-    <ds:schemaRef ds:uri="80f56af5-a235-4a30-ba2c-31a6d000d72b"/>
+    <ds:schemaRef ds:uri="http://schemas.microsoft.com/sharepoint/v3/contenttype/forms"/>
   </ds:schemaRefs>
 </ds:datastoreItem>
 </file>